--- a/04_Manuscripts/01What_Do_Administrative_Healthcare_Counts_Really_Measure_manuscript_revised_20260623.docx
+++ b/04_Manuscripts/01What_Do_Administrative_Healthcare_Counts_Really_Measure_manuscript_revised_20260623.docx
@@ -3020,7 +3020,7 @@
     </w:p>
     <w:p>
       <w:r>
-        <w:t>The NDB Open Data used in this analysis are publicly available from the Ministry of Health, Labour and Welfare of Japan (https://www.mhlw.go.jp/stf/seisakunitsuite/bunya/0000177182.html). The analysis code is openly available on GitHub (https://github.com/haruki00430/NDB_XXX_triangulation_dm).</w:t>
+        <w:t>The NDB Open Data used in this analysis are publicly available from the Ministry of Health, Labour and Welfare of Japan (https://www.mhlw.go.jp/stf/seisakunitsuite/bunya/0000177182.html). The analysis code is openly available on GitHub (https://github.com/haruki00430/NDB_XXX_care_cascade_dm).</w:t>
       </w:r>
     </w:p>
     <w:p>
